--- a/pledge-cash/论文讲解手册.docx
+++ b/pledge-cash/论文讲解手册.docx
@@ -827,7 +827,7 @@
           <w:b w:val="0"/>
           <w:sz w:val="21"/>
         </w:rPr>
-        <w:t>• 方法：混合回归，把所有公司、所有季度放在一起，控制行业和年度虚拟变量；</w:t>
+        <w:t>• 方法：主回归为混合回归，把所有公司、所有季度放在一起，控制行业和季度虚拟变量；稳健性检验中也做了公司固定效应，称结果一致，但没有报告具体系数；</w:t>
       </w:r>
     </w:p>
     <w:p>
@@ -853,6 +853,19 @@
           <w:b w:val="0"/>
           <w:sz w:val="21"/>
         </w:rPr>
+        <w:t>• 判断 U 型的标准：一次项显著为负、平方项显著为正；</w:t>
+      </w:r>
+    </w:p>
+    <w:p>
+      <w:pPr>
+        <w:ind w:left="340" w:hanging="227"/>
+      </w:pPr>
+      <w:r>
+        <w:rPr>
+          <w:rFonts w:ascii="Times New Roman" w:hAnsi="Times New Roman" w:eastAsia="SimSun"/>
+          <w:b w:val="0"/>
+          <w:sz w:val="21"/>
+        </w:rPr>
         <w:t>• 结论：U 型关系，拐点约 0.55。质押比例低于拐点时以掏空为主，高于拐点时以风险规避为主。</w:t>
       </w:r>
     </w:p>
@@ -866,7 +879,7 @@
           <w:b/>
           <w:sz w:val="23"/>
         </w:rPr>
-        <w:t>2. 本文的关键改动：加入公司固定效应</w:t>
+        <w:t>2. 本文的关键改动：主回归用公司固定效应，并用严格的 U 型检验</w:t>
       </w:r>
     </w:p>
     <w:p>
@@ -1028,7 +1041,41 @@
           <w:b w:val="0"/>
           <w:sz w:val="21"/>
         </w:rPr>
-        <w:t>• 一加公司固定效应，U 型就不成立了。</w:t>
+        <w:t>• 加公司固定效应后，2013—2015 年样本中平方项不显著；全样本中平方项仍显著（+0.033），</w:t>
+      </w:r>
+      <w:r>
+        <w:rPr>
+          <w:rFonts w:ascii="Times New Roman" w:hAnsi="Times New Roman" w:eastAsia="SimSun"/>
+          <w:b/>
+          <w:sz w:val="21"/>
+        </w:rPr>
+        <w:t>按原文"平方项显著"的标准也算 U 型</w:t>
+      </w:r>
+      <w:r>
+        <w:rPr>
+          <w:rFonts w:ascii="Times New Roman" w:hAnsi="Times New Roman" w:eastAsia="SimSun"/>
+          <w:b w:val="0"/>
+          <w:sz w:val="21"/>
+        </w:rPr>
+        <w:t>，但用 Lind 和 Mehlum（2010）检验，右端斜率不显著（t = 1.04），曲线只是"先降后变平"，U 型不成立。</w:t>
+      </w:r>
+    </w:p>
+    <w:p>
+      <w:r>
+        <w:rPr>
+          <w:rFonts w:ascii="Times New Roman" w:hAnsi="Times New Roman" w:eastAsia="SimSun"/>
+          <w:b/>
+          <w:sz w:val="21"/>
+        </w:rPr>
+        <w:t>注意</w:t>
+      </w:r>
+      <w:r>
+        <w:rPr>
+          <w:rFonts w:ascii="Times New Roman" w:hAnsi="Times New Roman" w:eastAsia="SimSun"/>
+          <w:b w:val="0"/>
+          <w:sz w:val="21"/>
+        </w:rPr>
+        <w:t>：原文在稳健性检验里也做过公司固定效应，所以你和原文的区别不是"做没做固定效应"，而是"判断 U 型的标准更严格"和"样本更长"，再加上你直接检验了平仓压力。</w:t>
       </w:r>
     </w:p>
     <w:p>
@@ -1203,7 +1250,7 @@
                 <w:b w:val="0"/>
                 <w:sz w:val="19"/>
               </w:rPr>
-              <w:t>方法</w:t>
+              <w:t>主回归</w:t>
             </w:r>
           </w:p>
         </w:tc>
@@ -1222,7 +1269,7 @@
                 <w:b w:val="0"/>
                 <w:sz w:val="19"/>
               </w:rPr>
-              <w:t>混合回归</w:t>
+              <w:t>混合回归（稳健性中提到固定效应）</w:t>
             </w:r>
           </w:p>
         </w:tc>
@@ -1242,6 +1289,124 @@
                 <w:sz w:val="19"/>
               </w:rPr>
               <w:t>双向固定效应（公司 + 年度）</w:t>
+            </w:r>
+          </w:p>
+        </w:tc>
+      </w:tr>
+      <w:tr>
+        <w:tc>
+          <w:tcPr>
+            <w:tcW w:type="dxa" w:w="3213"/>
+          </w:tcPr>
+          <w:p>
+            <w:pPr>
+              <w:spacing w:after="0"/>
+            </w:pPr>
+            <w:r/>
+            <w:r>
+              <w:rPr>
+                <w:rFonts w:ascii="Times New Roman" w:hAnsi="Times New Roman" w:eastAsia="SimSun"/>
+                <w:b w:val="0"/>
+                <w:sz w:val="19"/>
+              </w:rPr>
+              <w:t>判断 U 型</w:t>
+            </w:r>
+          </w:p>
+        </w:tc>
+        <w:tc>
+          <w:tcPr>
+            <w:tcW w:type="dxa" w:w="3213"/>
+          </w:tcPr>
+          <w:p>
+            <w:pPr>
+              <w:spacing w:after="0"/>
+            </w:pPr>
+            <w:r/>
+            <w:r>
+              <w:rPr>
+                <w:rFonts w:ascii="Times New Roman" w:hAnsi="Times New Roman" w:eastAsia="SimSun"/>
+                <w:b w:val="0"/>
+                <w:sz w:val="19"/>
+              </w:rPr>
+              <w:t>平方项是否显著</w:t>
+            </w:r>
+          </w:p>
+        </w:tc>
+        <w:tc>
+          <w:tcPr>
+            <w:tcW w:type="dxa" w:w="3213"/>
+          </w:tcPr>
+          <w:p>
+            <w:pPr>
+              <w:spacing w:after="0"/>
+            </w:pPr>
+            <w:r/>
+            <w:r>
+              <w:rPr>
+                <w:rFonts w:ascii="Times New Roman" w:hAnsi="Times New Roman" w:eastAsia="SimSun"/>
+                <w:b w:val="0"/>
+                <w:sz w:val="19"/>
+              </w:rPr>
+              <w:t>Lind 和 Mehlum（2010）两端斜率检验</w:t>
+            </w:r>
+          </w:p>
+        </w:tc>
+      </w:tr>
+      <w:tr>
+        <w:tc>
+          <w:tcPr>
+            <w:tcW w:type="dxa" w:w="3213"/>
+          </w:tcPr>
+          <w:p>
+            <w:pPr>
+              <w:spacing w:after="0"/>
+            </w:pPr>
+            <w:r/>
+            <w:r>
+              <w:rPr>
+                <w:rFonts w:ascii="Times New Roman" w:hAnsi="Times New Roman" w:eastAsia="SimSun"/>
+                <w:b w:val="0"/>
+                <w:sz w:val="19"/>
+              </w:rPr>
+              <w:t>数据频率</w:t>
+            </w:r>
+          </w:p>
+        </w:tc>
+        <w:tc>
+          <w:tcPr>
+            <w:tcW w:type="dxa" w:w="3213"/>
+          </w:tcPr>
+          <w:p>
+            <w:pPr>
+              <w:spacing w:after="0"/>
+            </w:pPr>
+            <w:r/>
+            <w:r>
+              <w:rPr>
+                <w:rFonts w:ascii="Times New Roman" w:hAnsi="Times New Roman" w:eastAsia="SimSun"/>
+                <w:b w:val="0"/>
+                <w:sz w:val="19"/>
+              </w:rPr>
+              <w:t>季度</w:t>
+            </w:r>
+          </w:p>
+        </w:tc>
+        <w:tc>
+          <w:tcPr>
+            <w:tcW w:type="dxa" w:w="3213"/>
+          </w:tcPr>
+          <w:p>
+            <w:pPr>
+              <w:spacing w:after="0"/>
+            </w:pPr>
+            <w:r/>
+            <w:r>
+              <w:rPr>
+                <w:rFonts w:ascii="Times New Roman" w:hAnsi="Times New Roman" w:eastAsia="SimSun"/>
+                <w:b w:val="0"/>
+                <w:sz w:val="19"/>
+              </w:rPr>
+              <w:t>年度</w:t>
             </w:r>
           </w:p>
         </w:tc>
@@ -4427,7 +4592,26 @@
           <w:color w:val="595959"/>
           <w:sz w:val="21"/>
         </w:rPr>
-        <w:t>他们用的是混合回归，比较的是不同公司之间的差异；我加了公司固定效应，看的是同一家公司内部的变化。按他们的口径我能复现出几乎一样的 U 型，但加入固定效应后 U 型就消失了。所以我的结论是对原文的修正：原文的上升段来自公司间差异，不能解释为质押导致公司多存现金。</w:t>
+        <w:t>有三点不同。第一，判断 U 型的标准更严格：原文看平方项是否显著，我用 Lind 和 Mehlum 的方法检验曲线两端，控制公司固定效应后，右端的上升并不显著。第二，样本延长到 2007—2025 年，覆盖了 2018 年质押风险暴露前后。第三，我直接检验了平仓压力，发现越接近平仓线现金越少。按原文口径我能复现出几乎一样的 U 型，所以不是数据的问题。我的结论是：U 型右端"质押多了反而多存钱"在同一公司内部得不到支持。</w:t>
+      </w:r>
+    </w:p>
+    <w:p>
+      <w:pPr>
+        <w:ind w:left="340"/>
+      </w:pPr>
+    </w:p>
+    <w:p>
+      <w:pPr>
+        <w:ind w:left="340"/>
+      </w:pPr>
+      <w:r>
+        <w:rPr>
+          <w:rFonts w:ascii="Times New Roman" w:hAnsi="Times New Roman" w:eastAsia="SimSun"/>
+          <w:b w:val="0"/>
+          <w:color w:val="595959"/>
+          <w:sz w:val="21"/>
+        </w:rPr>
+        <w:t>如果老师问"原文也做过固定效应"：原文稳健性检验中称结果一致，但没有报告具体系数和两端斜率的检验；我用年度数据复现时，2013—2015 年加固定效应后平方项不显著，差异可能和原文用季度数据有关。</w:t>
       </w:r>
     </w:p>
     <w:p>
@@ -5035,7 +5219,7 @@
                 <w:b w:val="0"/>
                 <w:sz w:val="19"/>
               </w:rPr>
-              <w:t>混合回归拐点 0.53（原文约 0.55）；加公司固定效应后不成立</w:t>
+              <w:t>混合回归拐点 0.53（原文约 0.55）；加公司固定效应后右端斜率 t = 1.04，不成立；上市满 3 年、满 5 年样本中 t = 0.41、0.04</w:t>
             </w:r>
           </w:p>
         </w:tc>
